--- a/Documentacion/Marco Teorico.docx
+++ b/Documentacion/Marco Teorico.docx
@@ -162,9 +162,15 @@
       </w:r>
     </w:p>
     <w:p>
+      <w:pPr>
+        <w:pStyle w:val="Ttulo2"/>
+        <w:spacing w:before="200" w:after="100"/>
+      </w:pPr>
       <w:r>
         <w:rPr>
           <w:b/>
+          <w:color w:val="000000"/>
+          <w:sz w:val="24"/>
         </w:rPr>
         <w:t>Experiencia de consumo</w:t>
       </w:r>
@@ -175,9 +181,15 @@
       </w:r>
     </w:p>
     <w:p>
+      <w:pPr>
+        <w:pStyle w:val="Ttulo2"/>
+        <w:spacing w:before="200" w:after="100"/>
+      </w:pPr>
       <w:r>
         <w:rPr>
           <w:b/>
+          <w:color w:val="000000"/>
+          <w:sz w:val="24"/>
         </w:rPr>
         <w:t>Contexto de Bogotá</w:t>
       </w:r>
@@ -561,113 +573,22 @@
         <w:ind w:left="720" w:hanging="720"/>
       </w:pPr>
       <w:r>
-        <w:t xml:space="preserve">Kim, B., &amp; Kim, D. (2019). A longitudinal </w:t>
-      </w:r>
-      <w:proofErr w:type="spellStart"/>
-      <w:r>
-        <w:t>study</w:t>
-      </w:r>
-      <w:proofErr w:type="spellEnd"/>
-      <w:r>
-        <w:t xml:space="preserve"> </w:t>
-      </w:r>
-      <w:proofErr w:type="spellStart"/>
-      <w:r>
-        <w:t>of</w:t>
-      </w:r>
-      <w:proofErr w:type="spellEnd"/>
-      <w:r>
-        <w:t xml:space="preserve"> </w:t>
-      </w:r>
-      <w:proofErr w:type="spellStart"/>
-      <w:r>
-        <w:t>habit</w:t>
-      </w:r>
-      <w:proofErr w:type="spellEnd"/>
-      <w:r>
-        <w:t xml:space="preserve"> and </w:t>
-      </w:r>
-      <w:proofErr w:type="spellStart"/>
-      <w:r>
-        <w:t>its</w:t>
-      </w:r>
-      <w:proofErr w:type="spellEnd"/>
-      <w:r>
-        <w:t xml:space="preserve"> </w:t>
-      </w:r>
-      <w:proofErr w:type="spellStart"/>
-      <w:r>
-        <w:t>antecedents</w:t>
-      </w:r>
-      <w:proofErr w:type="spellEnd"/>
-      <w:r>
-        <w:t xml:space="preserve"> in </w:t>
-      </w:r>
-      <w:proofErr w:type="spellStart"/>
-      <w:r>
-        <w:t>coffee</w:t>
-      </w:r>
-      <w:proofErr w:type="spellEnd"/>
-      <w:r>
-        <w:t xml:space="preserve"> </w:t>
-      </w:r>
-      <w:proofErr w:type="spellStart"/>
-      <w:r>
-        <w:t>chain</w:t>
-      </w:r>
-      <w:proofErr w:type="spellEnd"/>
-      <w:r>
-        <w:t xml:space="preserve"> </w:t>
-      </w:r>
-      <w:proofErr w:type="spellStart"/>
-      <w:r>
-        <w:t>patronage</w:t>
-      </w:r>
-      <w:proofErr w:type="spellEnd"/>
-      <w:r>
-        <w:t xml:space="preserve">. </w:t>
-      </w:r>
-      <w:r>
-        <w:rPr>
-          <w:i/>
-          <w:iCs/>
-        </w:rPr>
-        <w:t xml:space="preserve">Social </w:t>
-      </w:r>
-      <w:proofErr w:type="spellStart"/>
-      <w:r>
-        <w:rPr>
-          <w:i/>
-          <w:iCs/>
-        </w:rPr>
-        <w:t>Behavior</w:t>
-      </w:r>
-      <w:proofErr w:type="spellEnd"/>
-      <w:r>
-        <w:rPr>
-          <w:i/>
-          <w:iCs/>
-        </w:rPr>
-        <w:t xml:space="preserve"> and </w:t>
-      </w:r>
-      <w:proofErr w:type="spellStart"/>
-      <w:r>
-        <w:rPr>
-          <w:i/>
-          <w:iCs/>
-        </w:rPr>
-        <w:t>Personality</w:t>
-      </w:r>
-      <w:proofErr w:type="spellEnd"/>
-      <w:r>
-        <w:rPr>
-          <w:i/>
-          <w:iCs/>
-        </w:rPr>
-        <w:t>, 47</w:t>
-      </w:r>
-      <w:r>
-        <w:t>(3), e7519. https://doi.org/10.2224/sbp.7519</w:t>
+        <w:rPr>
+          <w:i w:val="0"/>
+        </w:rPr>
+        <w:t xml:space="preserve">Instituto Distrital de Turismo, Secretaría Distrital de Desarrollo Económico, Fondo Cultural Cafetero, &amp; Comité Departamental de Cafeteros de Cundinamarca. (2025, 9 de diciembre). </w:t>
+      </w:r>
+      <w:r>
+        <w:rPr>
+          <w:i/>
+        </w:rPr>
+        <w:t>Bogotá lanza “Conexión Bogotá: Experiencias de Café”</w:t>
+      </w:r>
+      <w:r>
+        <w:rPr>
+          <w:i w:val="0"/>
+        </w:rPr>
+        <w:t>. https://bogota.gov.co/mi-ciudad/desarrollo-economico/bogota-lanza-conexion-bogota-experiencias-de-cafe-en-turismo</w:t>
       </w:r>
     </w:p>
     <w:p>
@@ -676,19 +597,11 @@
         <w:ind w:left="720" w:hanging="720"/>
       </w:pPr>
       <w:r>
-        <w:t xml:space="preserve">Kim, J. (2022). </w:t>
-      </w:r>
-      <w:proofErr w:type="spellStart"/>
-      <w:r>
-        <w:t>Structural</w:t>
-      </w:r>
-      <w:proofErr w:type="spellEnd"/>
-      <w:r>
-        <w:t xml:space="preserve"> </w:t>
-      </w:r>
-      <w:proofErr w:type="spellStart"/>
-      <w:r>
-        <w:t>relationships</w:t>
+        <w:t xml:space="preserve">Kim, B., &amp; Kim, D. (2019). A longitudinal </w:t>
+      </w:r>
+      <w:proofErr w:type="spellStart"/>
+      <w:r>
+        <w:t>study</w:t>
       </w:r>
       <w:proofErr w:type="spellEnd"/>
       <w:r>
@@ -700,39 +613,31 @@
       </w:r>
       <w:proofErr w:type="spellEnd"/>
       <w:r>
-        <w:t xml:space="preserve"> cognitive, </w:t>
-      </w:r>
-      <w:proofErr w:type="spellStart"/>
-      <w:r>
-        <w:t>emotional</w:t>
-      </w:r>
-      <w:proofErr w:type="spellEnd"/>
-      <w:r>
-        <w:t xml:space="preserve">, and </w:t>
-      </w:r>
-      <w:proofErr w:type="spellStart"/>
-      <w:r>
-        <w:t>behavioral</w:t>
-      </w:r>
-      <w:proofErr w:type="spellEnd"/>
-      <w:r>
-        <w:t xml:space="preserve"> </w:t>
-      </w:r>
-      <w:proofErr w:type="spellStart"/>
-      <w:r>
-        <w:t>evaluations</w:t>
-      </w:r>
-      <w:proofErr w:type="spellEnd"/>
-      <w:r>
-        <w:t xml:space="preserve"> </w:t>
-      </w:r>
-      <w:proofErr w:type="spellStart"/>
-      <w:r>
-        <w:t>of</w:t>
-      </w:r>
-      <w:proofErr w:type="spellEnd"/>
-      <w:r>
-        <w:t xml:space="preserve"> </w:t>
+        <w:t xml:space="preserve"> </w:t>
+      </w:r>
+      <w:proofErr w:type="spellStart"/>
+      <w:r>
+        <w:t>habit</w:t>
+      </w:r>
+      <w:proofErr w:type="spellEnd"/>
+      <w:r>
+        <w:t xml:space="preserve"> and </w:t>
+      </w:r>
+      <w:proofErr w:type="spellStart"/>
+      <w:r>
+        <w:t>its</w:t>
+      </w:r>
+      <w:proofErr w:type="spellEnd"/>
+      <w:r>
+        <w:t xml:space="preserve"> </w:t>
+      </w:r>
+      <w:proofErr w:type="spellStart"/>
+      <w:r>
+        <w:t>antecedents</w:t>
+      </w:r>
+      <w:proofErr w:type="spellEnd"/>
+      <w:r>
+        <w:t xml:space="preserve"> in </w:t>
       </w:r>
       <w:proofErr w:type="spellStart"/>
       <w:r>
@@ -740,90 +645,65 @@
       </w:r>
       <w:proofErr w:type="spellEnd"/>
       <w:r>
-        <w:t xml:space="preserve"> shops. </w:t>
-      </w:r>
-      <w:proofErr w:type="spellStart"/>
-      <w:r>
-        <w:rPr>
-          <w:i/>
-          <w:iCs/>
-        </w:rPr>
-        <w:t>The</w:t>
-      </w:r>
-      <w:proofErr w:type="spellEnd"/>
-      <w:r>
-        <w:rPr>
-          <w:i/>
-          <w:iCs/>
-        </w:rPr>
-        <w:t xml:space="preserve"> </w:t>
-      </w:r>
-      <w:proofErr w:type="spellStart"/>
-      <w:r>
-        <w:rPr>
-          <w:i/>
-          <w:iCs/>
-        </w:rPr>
-        <w:t>Korean</w:t>
-      </w:r>
-      <w:proofErr w:type="spellEnd"/>
-      <w:r>
-        <w:rPr>
-          <w:i/>
-          <w:iCs/>
-        </w:rPr>
-        <w:t xml:space="preserve"> </w:t>
-      </w:r>
-      <w:proofErr w:type="spellStart"/>
-      <w:r>
-        <w:rPr>
-          <w:i/>
-          <w:iCs/>
-        </w:rPr>
-        <w:t>Journal</w:t>
-      </w:r>
-      <w:proofErr w:type="spellEnd"/>
-      <w:r>
-        <w:rPr>
-          <w:i/>
-          <w:iCs/>
-        </w:rPr>
-        <w:t xml:space="preserve"> </w:t>
-      </w:r>
-      <w:proofErr w:type="spellStart"/>
-      <w:r>
-        <w:rPr>
-          <w:i/>
-          <w:iCs/>
-        </w:rPr>
-        <w:t>of</w:t>
-      </w:r>
-      <w:proofErr w:type="spellEnd"/>
-      <w:r>
-        <w:rPr>
-          <w:i/>
-          <w:iCs/>
-        </w:rPr>
-        <w:t xml:space="preserve"> </w:t>
-      </w:r>
-      <w:proofErr w:type="spellStart"/>
-      <w:r>
-        <w:rPr>
-          <w:i/>
-          <w:iCs/>
-        </w:rPr>
-        <w:t>Franchise</w:t>
-      </w:r>
-      <w:proofErr w:type="spellEnd"/>
-      <w:r>
-        <w:rPr>
-          <w:i/>
-          <w:iCs/>
-        </w:rPr>
-        <w:t xml:space="preserve"> Management, 13</w:t>
-      </w:r>
-      <w:r>
-        <w:t>(3), 31–43.</w:t>
+        <w:t xml:space="preserve"> </w:t>
+      </w:r>
+      <w:proofErr w:type="spellStart"/>
+      <w:r>
+        <w:t>chain</w:t>
+      </w:r>
+      <w:proofErr w:type="spellEnd"/>
+      <w:r>
+        <w:t xml:space="preserve"> </w:t>
+      </w:r>
+      <w:proofErr w:type="spellStart"/>
+      <w:r>
+        <w:t>patronage</w:t>
+      </w:r>
+      <w:proofErr w:type="spellEnd"/>
+      <w:r>
+        <w:t xml:space="preserve">. </w:t>
+      </w:r>
+      <w:r>
+        <w:rPr>
+          <w:i/>
+          <w:iCs/>
+        </w:rPr>
+        <w:t xml:space="preserve">Social </w:t>
+      </w:r>
+      <w:proofErr w:type="spellStart"/>
+      <w:r>
+        <w:rPr>
+          <w:i/>
+          <w:iCs/>
+        </w:rPr>
+        <w:t>Behavior</w:t>
+      </w:r>
+      <w:proofErr w:type="spellEnd"/>
+      <w:r>
+        <w:rPr>
+          <w:i/>
+          <w:iCs/>
+        </w:rPr>
+        <w:t xml:space="preserve"> and </w:t>
+      </w:r>
+      <w:proofErr w:type="spellStart"/>
+      <w:r>
+        <w:rPr>
+          <w:i/>
+          <w:iCs/>
+        </w:rPr>
+        <w:t>Personality</w:t>
+      </w:r>
+      <w:proofErr w:type="spellEnd"/>
+      <w:r>
+        <w:rPr>
+          <w:i/>
+          <w:iCs/>
+        </w:rPr>
+        <w:t>, 47</w:t>
+      </w:r>
+      <w:r>
+        <w:t>(3), e7519. https://doi.org/10.2224/sbp.7519</w:t>
       </w:r>
     </w:p>
     <w:p>
@@ -832,17 +712,154 @@
         <w:ind w:left="720" w:hanging="720"/>
       </w:pPr>
       <w:r>
-        <w:t xml:space="preserve">Mendoza Serna, J. E. (2018). Marketing experiencial para la fidelización de los clientes en los cafés gourmet. </w:t>
-      </w:r>
-      <w:r>
-        <w:rPr>
-          <w:i/>
-          <w:iCs/>
-        </w:rPr>
-        <w:t>Marketing Visionario, 6</w:t>
-      </w:r>
-      <w:r>
-        <w:t>(2), 95–113.</w:t>
+        <w:t xml:space="preserve">Kim, J. (2022). </w:t>
+      </w:r>
+      <w:proofErr w:type="spellStart"/>
+      <w:r>
+        <w:t>Structural</w:t>
+      </w:r>
+      <w:proofErr w:type="spellEnd"/>
+      <w:r>
+        <w:t xml:space="preserve"> </w:t>
+      </w:r>
+      <w:proofErr w:type="spellStart"/>
+      <w:r>
+        <w:t>relationships</w:t>
+      </w:r>
+      <w:proofErr w:type="spellEnd"/>
+      <w:r>
+        <w:t xml:space="preserve"> </w:t>
+      </w:r>
+      <w:proofErr w:type="spellStart"/>
+      <w:r>
+        <w:t>of</w:t>
+      </w:r>
+      <w:proofErr w:type="spellEnd"/>
+      <w:r>
+        <w:t xml:space="preserve"> cognitive, </w:t>
+      </w:r>
+      <w:proofErr w:type="spellStart"/>
+      <w:r>
+        <w:t>emotional</w:t>
+      </w:r>
+      <w:proofErr w:type="spellEnd"/>
+      <w:r>
+        <w:t xml:space="preserve">, and </w:t>
+      </w:r>
+      <w:proofErr w:type="spellStart"/>
+      <w:r>
+        <w:t>behavioral</w:t>
+      </w:r>
+      <w:proofErr w:type="spellEnd"/>
+      <w:r>
+        <w:t xml:space="preserve"> </w:t>
+      </w:r>
+      <w:proofErr w:type="spellStart"/>
+      <w:r>
+        <w:t>evaluations</w:t>
+      </w:r>
+      <w:proofErr w:type="spellEnd"/>
+      <w:r>
+        <w:t xml:space="preserve"> </w:t>
+      </w:r>
+      <w:proofErr w:type="spellStart"/>
+      <w:r>
+        <w:t>of</w:t>
+      </w:r>
+      <w:proofErr w:type="spellEnd"/>
+      <w:r>
+        <w:t xml:space="preserve"> </w:t>
+      </w:r>
+      <w:proofErr w:type="spellStart"/>
+      <w:r>
+        <w:t>coffee</w:t>
+      </w:r>
+      <w:proofErr w:type="spellEnd"/>
+      <w:r>
+        <w:t xml:space="preserve"> shops. </w:t>
+      </w:r>
+      <w:proofErr w:type="spellStart"/>
+      <w:r>
+        <w:rPr>
+          <w:i/>
+          <w:iCs/>
+        </w:rPr>
+        <w:t>The</w:t>
+      </w:r>
+      <w:proofErr w:type="spellEnd"/>
+      <w:r>
+        <w:rPr>
+          <w:i/>
+          <w:iCs/>
+        </w:rPr>
+        <w:t xml:space="preserve"> </w:t>
+      </w:r>
+      <w:proofErr w:type="spellStart"/>
+      <w:r>
+        <w:rPr>
+          <w:i/>
+          <w:iCs/>
+        </w:rPr>
+        <w:t>Korean</w:t>
+      </w:r>
+      <w:proofErr w:type="spellEnd"/>
+      <w:r>
+        <w:rPr>
+          <w:i/>
+          <w:iCs/>
+        </w:rPr>
+        <w:t xml:space="preserve"> </w:t>
+      </w:r>
+      <w:proofErr w:type="spellStart"/>
+      <w:r>
+        <w:rPr>
+          <w:i/>
+          <w:iCs/>
+        </w:rPr>
+        <w:t>Journal</w:t>
+      </w:r>
+      <w:proofErr w:type="spellEnd"/>
+      <w:r>
+        <w:rPr>
+          <w:i/>
+          <w:iCs/>
+        </w:rPr>
+        <w:t xml:space="preserve"> </w:t>
+      </w:r>
+      <w:proofErr w:type="spellStart"/>
+      <w:r>
+        <w:rPr>
+          <w:i/>
+          <w:iCs/>
+        </w:rPr>
+        <w:t>of</w:t>
+      </w:r>
+      <w:proofErr w:type="spellEnd"/>
+      <w:r>
+        <w:rPr>
+          <w:i/>
+          <w:iCs/>
+        </w:rPr>
+        <w:t xml:space="preserve"> </w:t>
+      </w:r>
+      <w:proofErr w:type="spellStart"/>
+      <w:r>
+        <w:rPr>
+          <w:i/>
+          <w:iCs/>
+        </w:rPr>
+        <w:t>Franchise</w:t>
+      </w:r>
+      <w:proofErr w:type="spellEnd"/>
+      <w:r>
+        <w:rPr>
+          <w:i/>
+          <w:iCs/>
+        </w:rPr>
+        <w:t xml:space="preserve"> Management, 13</w:t>
+      </w:r>
+      <w:r>
+        <w:t>(3), 31–43.</w:t>
       </w:r>
     </w:p>
     <w:p>
@@ -850,168 +867,18 @@
         <w:spacing w:after="100"/>
         <w:ind w:left="720" w:hanging="720"/>
       </w:pPr>
-      <w:proofErr w:type="spellStart"/>
-      <w:r>
-        <w:t>Nadiri</w:t>
-      </w:r>
-      <w:proofErr w:type="spellEnd"/>
-      <w:r>
-        <w:t xml:space="preserve">, H., &amp; </w:t>
-      </w:r>
-      <w:proofErr w:type="spellStart"/>
-      <w:r>
-        <w:t>Gunay</w:t>
-      </w:r>
-      <w:proofErr w:type="spellEnd"/>
-      <w:r>
-        <w:t xml:space="preserve">, G. N. (2013). </w:t>
-      </w:r>
-      <w:proofErr w:type="spellStart"/>
-      <w:r>
-        <w:t>An</w:t>
-      </w:r>
-      <w:proofErr w:type="spellEnd"/>
-      <w:r>
-        <w:t xml:space="preserve"> </w:t>
-      </w:r>
-      <w:proofErr w:type="spellStart"/>
-      <w:r>
-        <w:t>empirical</w:t>
-      </w:r>
-      <w:proofErr w:type="spellEnd"/>
-      <w:r>
-        <w:t xml:space="preserve"> </w:t>
-      </w:r>
-      <w:proofErr w:type="spellStart"/>
-      <w:r>
-        <w:t>study</w:t>
-      </w:r>
-      <w:proofErr w:type="spellEnd"/>
-      <w:r>
-        <w:t xml:space="preserve"> </w:t>
-      </w:r>
-      <w:proofErr w:type="spellStart"/>
-      <w:r>
-        <w:t>to</w:t>
-      </w:r>
-      <w:proofErr w:type="spellEnd"/>
-      <w:r>
-        <w:t xml:space="preserve"> </w:t>
-      </w:r>
-      <w:proofErr w:type="spellStart"/>
-      <w:r>
-        <w:t>diagnose</w:t>
-      </w:r>
-      <w:proofErr w:type="spellEnd"/>
-      <w:r>
-        <w:t xml:space="preserve"> </w:t>
-      </w:r>
-      <w:proofErr w:type="spellStart"/>
-      <w:r>
-        <w:t>the</w:t>
-      </w:r>
-      <w:proofErr w:type="spellEnd"/>
-      <w:r>
-        <w:t xml:space="preserve"> </w:t>
-      </w:r>
-      <w:proofErr w:type="spellStart"/>
-      <w:r>
-        <w:t>outcomes</w:t>
-      </w:r>
-      <w:proofErr w:type="spellEnd"/>
-      <w:r>
-        <w:t xml:space="preserve"> </w:t>
-      </w:r>
-      <w:proofErr w:type="spellStart"/>
-      <w:r>
-        <w:t>of</w:t>
-      </w:r>
-      <w:proofErr w:type="spellEnd"/>
-      <w:r>
-        <w:t xml:space="preserve"> </w:t>
-      </w:r>
-      <w:proofErr w:type="spellStart"/>
-      <w:r>
-        <w:t>customers</w:t>
-      </w:r>
-      <w:proofErr w:type="spellEnd"/>
-      <w:r>
-        <w:t xml:space="preserve">’ </w:t>
-      </w:r>
-      <w:proofErr w:type="spellStart"/>
-      <w:r>
-        <w:t>experiences</w:t>
-      </w:r>
-      <w:proofErr w:type="spellEnd"/>
-      <w:r>
-        <w:t xml:space="preserve"> in </w:t>
-      </w:r>
-      <w:proofErr w:type="spellStart"/>
-      <w:r>
-        <w:t>trendy</w:t>
-      </w:r>
-      <w:proofErr w:type="spellEnd"/>
-      <w:r>
-        <w:t xml:space="preserve"> </w:t>
-      </w:r>
-      <w:proofErr w:type="spellStart"/>
-      <w:r>
-        <w:t>coffee</w:t>
-      </w:r>
-      <w:proofErr w:type="spellEnd"/>
-      <w:r>
-        <w:t xml:space="preserve"> shops. </w:t>
-      </w:r>
-      <w:proofErr w:type="spellStart"/>
-      <w:r>
-        <w:rPr>
-          <w:i/>
-          <w:iCs/>
-        </w:rPr>
-        <w:t>Journal</w:t>
-      </w:r>
-      <w:proofErr w:type="spellEnd"/>
-      <w:r>
-        <w:rPr>
-          <w:i/>
-          <w:iCs/>
-        </w:rPr>
-        <w:t xml:space="preserve"> </w:t>
-      </w:r>
-      <w:proofErr w:type="spellStart"/>
-      <w:r>
-        <w:rPr>
-          <w:i/>
-          <w:iCs/>
-        </w:rPr>
-        <w:t>of</w:t>
-      </w:r>
-      <w:proofErr w:type="spellEnd"/>
-      <w:r>
-        <w:rPr>
-          <w:i/>
-          <w:iCs/>
-        </w:rPr>
-        <w:t xml:space="preserve"> Business </w:t>
-      </w:r>
-      <w:proofErr w:type="spellStart"/>
-      <w:r>
-        <w:rPr>
-          <w:i/>
-          <w:iCs/>
-        </w:rPr>
-        <w:t>Economics</w:t>
-      </w:r>
-      <w:proofErr w:type="spellEnd"/>
-      <w:r>
-        <w:rPr>
-          <w:i/>
-          <w:iCs/>
-        </w:rPr>
-        <w:t xml:space="preserve"> and Management, 14</w:t>
-      </w:r>
-      <w:r>
-        <w:t>(1), 22–53. https://doi.org/10.3846/16111699.2011.631742</w:t>
+      <w:r>
+        <w:t xml:space="preserve">Mendoza Serna, J. E. (2018). Marketing experiencial para la fidelización de los clientes en los cafés gourmet. </w:t>
+      </w:r>
+      <w:r>
+        <w:rPr>
+          <w:i/>
+          <w:iCs/>
+        </w:rPr>
+        <w:t>Marketing Visionario, 6</w:t>
+      </w:r>
+      <w:r>
+        <w:t>(2), 95–113.</w:t>
       </w:r>
     </w:p>
     <w:p>
@@ -1019,6 +886,175 @@
         <w:spacing w:after="100"/>
         <w:ind w:left="720" w:hanging="720"/>
       </w:pPr>
+      <w:proofErr w:type="spellStart"/>
+      <w:r>
+        <w:t>Nadiri</w:t>
+      </w:r>
+      <w:proofErr w:type="spellEnd"/>
+      <w:r>
+        <w:t xml:space="preserve">, H., &amp; </w:t>
+      </w:r>
+      <w:proofErr w:type="spellStart"/>
+      <w:r>
+        <w:t>Gunay</w:t>
+      </w:r>
+      <w:proofErr w:type="spellEnd"/>
+      <w:r>
+        <w:t xml:space="preserve">, G. N. (2013). </w:t>
+      </w:r>
+      <w:proofErr w:type="spellStart"/>
+      <w:r>
+        <w:t>An</w:t>
+      </w:r>
+      <w:proofErr w:type="spellEnd"/>
+      <w:r>
+        <w:t xml:space="preserve"> </w:t>
+      </w:r>
+      <w:proofErr w:type="spellStart"/>
+      <w:r>
+        <w:t>empirical</w:t>
+      </w:r>
+      <w:proofErr w:type="spellEnd"/>
+      <w:r>
+        <w:t xml:space="preserve"> </w:t>
+      </w:r>
+      <w:proofErr w:type="spellStart"/>
+      <w:r>
+        <w:t>study</w:t>
+      </w:r>
+      <w:proofErr w:type="spellEnd"/>
+      <w:r>
+        <w:t xml:space="preserve"> </w:t>
+      </w:r>
+      <w:proofErr w:type="spellStart"/>
+      <w:r>
+        <w:t>to</w:t>
+      </w:r>
+      <w:proofErr w:type="spellEnd"/>
+      <w:r>
+        <w:t xml:space="preserve"> </w:t>
+      </w:r>
+      <w:proofErr w:type="spellStart"/>
+      <w:r>
+        <w:t>diagnose</w:t>
+      </w:r>
+      <w:proofErr w:type="spellEnd"/>
+      <w:r>
+        <w:t xml:space="preserve"> </w:t>
+      </w:r>
+      <w:proofErr w:type="spellStart"/>
+      <w:r>
+        <w:t>the</w:t>
+      </w:r>
+      <w:proofErr w:type="spellEnd"/>
+      <w:r>
+        <w:t xml:space="preserve"> </w:t>
+      </w:r>
+      <w:proofErr w:type="spellStart"/>
+      <w:r>
+        <w:t>outcomes</w:t>
+      </w:r>
+      <w:proofErr w:type="spellEnd"/>
+      <w:r>
+        <w:t xml:space="preserve"> </w:t>
+      </w:r>
+      <w:proofErr w:type="spellStart"/>
+      <w:r>
+        <w:t>of</w:t>
+      </w:r>
+      <w:proofErr w:type="spellEnd"/>
+      <w:r>
+        <w:t xml:space="preserve"> </w:t>
+      </w:r>
+      <w:proofErr w:type="spellStart"/>
+      <w:r>
+        <w:t>customers</w:t>
+      </w:r>
+      <w:proofErr w:type="spellEnd"/>
+      <w:r>
+        <w:t xml:space="preserve">’ </w:t>
+      </w:r>
+      <w:proofErr w:type="spellStart"/>
+      <w:r>
+        <w:t>experiences</w:t>
+      </w:r>
+      <w:proofErr w:type="spellEnd"/>
+      <w:r>
+        <w:t xml:space="preserve"> in </w:t>
+      </w:r>
+      <w:proofErr w:type="spellStart"/>
+      <w:r>
+        <w:t>trendy</w:t>
+      </w:r>
+      <w:proofErr w:type="spellEnd"/>
+      <w:r>
+        <w:t xml:space="preserve"> </w:t>
+      </w:r>
+      <w:proofErr w:type="spellStart"/>
+      <w:r>
+        <w:t>coffee</w:t>
+      </w:r>
+      <w:proofErr w:type="spellEnd"/>
+      <w:r>
+        <w:t xml:space="preserve"> shops. </w:t>
+      </w:r>
+      <w:proofErr w:type="spellStart"/>
+      <w:r>
+        <w:rPr>
+          <w:i/>
+          <w:iCs/>
+        </w:rPr>
+        <w:t>Journal</w:t>
+      </w:r>
+      <w:proofErr w:type="spellEnd"/>
+      <w:r>
+        <w:rPr>
+          <w:i/>
+          <w:iCs/>
+        </w:rPr>
+        <w:t xml:space="preserve"> </w:t>
+      </w:r>
+      <w:proofErr w:type="spellStart"/>
+      <w:r>
+        <w:rPr>
+          <w:i/>
+          <w:iCs/>
+        </w:rPr>
+        <w:t>of</w:t>
+      </w:r>
+      <w:proofErr w:type="spellEnd"/>
+      <w:r>
+        <w:rPr>
+          <w:i/>
+          <w:iCs/>
+        </w:rPr>
+        <w:t xml:space="preserve"> Business </w:t>
+      </w:r>
+      <w:proofErr w:type="spellStart"/>
+      <w:r>
+        <w:rPr>
+          <w:i/>
+          <w:iCs/>
+        </w:rPr>
+        <w:t>Economics</w:t>
+      </w:r>
+      <w:proofErr w:type="spellEnd"/>
+      <w:r>
+        <w:rPr>
+          <w:i/>
+          <w:iCs/>
+        </w:rPr>
+        <w:t xml:space="preserve"> and Management, 14</w:t>
+      </w:r>
+      <w:r>
+        <w:t>(1), 22–53. https://doi.org/10.3846/16111699.2011.631742</w:t>
+      </w:r>
+    </w:p>
+    <w:p>
+      <w:pPr>
+        <w:spacing w:after="100"/>
+        <w:ind w:left="720" w:hanging="720"/>
+      </w:pPr>
       <w:r>
         <w:t xml:space="preserve">Rashid, N., Nika, F. A., &amp; Thomas, G. (2021). </w:t>
       </w:r>
@@ -1162,286 +1198,77 @@
       </w:r>
     </w:p>
     <w:p>
-      <w:r>
+      <w:pPr>
+        <w:spacing w:after="100"/>
+        <w:ind w:left="720" w:hanging="720"/>
+      </w:pPr>
+      <w:r>
+        <w:rPr>
+          <w:i w:val="0"/>
+        </w:rPr>
         <w:t xml:space="preserve">Schmitt, B. H. (1999). </w:t>
       </w:r>
-      <w:proofErr w:type="spellStart"/>
-      <w:r>
-        <w:t>Experiential</w:t>
-      </w:r>
-      <w:proofErr w:type="spellEnd"/>
-      <w:r>
-        <w:t xml:space="preserve"> marketing: </w:t>
-      </w:r>
-      <w:proofErr w:type="spellStart"/>
-      <w:r>
-        <w:t>How</w:t>
-      </w:r>
-      <w:proofErr w:type="spellEnd"/>
-      <w:r>
-        <w:t xml:space="preserve"> </w:t>
-      </w:r>
-      <w:proofErr w:type="spellStart"/>
-      <w:r>
-        <w:t>to</w:t>
-      </w:r>
-      <w:proofErr w:type="spellEnd"/>
-      <w:r>
-        <w:t xml:space="preserve"> </w:t>
-      </w:r>
-      <w:proofErr w:type="spellStart"/>
-      <w:r>
-        <w:t>get</w:t>
-      </w:r>
-      <w:proofErr w:type="spellEnd"/>
-      <w:r>
-        <w:t xml:space="preserve"> </w:t>
-      </w:r>
-      <w:proofErr w:type="spellStart"/>
-      <w:r>
-        <w:t>customers</w:t>
-      </w:r>
-      <w:proofErr w:type="spellEnd"/>
-      <w:r>
-        <w:t xml:space="preserve"> </w:t>
-      </w:r>
-      <w:proofErr w:type="spellStart"/>
-      <w:r>
-        <w:t>to</w:t>
-      </w:r>
-      <w:proofErr w:type="spellEnd"/>
-      <w:r>
-        <w:t xml:space="preserve"> </w:t>
-      </w:r>
-      <w:proofErr w:type="spellStart"/>
-      <w:r>
-        <w:t>sense</w:t>
-      </w:r>
-      <w:proofErr w:type="spellEnd"/>
-      <w:r>
-        <w:t xml:space="preserve">, </w:t>
-      </w:r>
-      <w:proofErr w:type="spellStart"/>
-      <w:r>
-        <w:t>feel</w:t>
-      </w:r>
-      <w:proofErr w:type="spellEnd"/>
-      <w:r>
-        <w:t xml:space="preserve">, </w:t>
-      </w:r>
-      <w:proofErr w:type="spellStart"/>
-      <w:r>
-        <w:t>think</w:t>
-      </w:r>
-      <w:proofErr w:type="spellEnd"/>
-      <w:r>
-        <w:t xml:space="preserve">, </w:t>
-      </w:r>
-      <w:proofErr w:type="spellStart"/>
-      <w:r>
-        <w:t>act</w:t>
-      </w:r>
-      <w:proofErr w:type="spellEnd"/>
-      <w:r>
-        <w:t xml:space="preserve">, and relate </w:t>
-      </w:r>
-      <w:proofErr w:type="spellStart"/>
-      <w:r>
-        <w:t>to</w:t>
-      </w:r>
-      <w:proofErr w:type="spellEnd"/>
-      <w:r>
-        <w:t xml:space="preserve"> </w:t>
-      </w:r>
-      <w:proofErr w:type="spellStart"/>
-      <w:r>
-        <w:t>your</w:t>
-      </w:r>
-      <w:proofErr w:type="spellEnd"/>
-      <w:r>
-        <w:t xml:space="preserve"> </w:t>
-      </w:r>
-      <w:proofErr w:type="spellStart"/>
-      <w:r>
-        <w:t>company</w:t>
-      </w:r>
-      <w:proofErr w:type="spellEnd"/>
-      <w:r>
-        <w:t xml:space="preserve"> and </w:t>
-      </w:r>
-      <w:proofErr w:type="spellStart"/>
-      <w:r>
-        <w:t>brands</w:t>
-      </w:r>
-      <w:proofErr w:type="spellEnd"/>
-      <w:r>
-        <w:t xml:space="preserve">. </w:t>
-      </w:r>
-      <w:proofErr w:type="spellStart"/>
-      <w:r>
-        <w:t>The</w:t>
-      </w:r>
-      <w:proofErr w:type="spellEnd"/>
-      <w:r>
-        <w:t xml:space="preserve"> Free </w:t>
-      </w:r>
-      <w:proofErr w:type="spellStart"/>
-      <w:r>
-        <w:t>Press</w:t>
-      </w:r>
-      <w:proofErr w:type="spellEnd"/>
-      <w:r>
-        <w:t>.</w:t>
-      </w:r>
-    </w:p>
-    <w:p/>
-    <w:p>
-      <w:r>
-        <w:t xml:space="preserve">Specialty </w:t>
-      </w:r>
-      <w:proofErr w:type="spellStart"/>
-      <w:r>
-        <w:t>Coffee</w:t>
-      </w:r>
-      <w:proofErr w:type="spellEnd"/>
-      <w:r>
-        <w:t xml:space="preserve"> </w:t>
-      </w:r>
-      <w:proofErr w:type="spellStart"/>
-      <w:r>
-        <w:t>Association</w:t>
-      </w:r>
-      <w:proofErr w:type="spellEnd"/>
-      <w:r>
-        <w:t xml:space="preserve">. (2021). </w:t>
-      </w:r>
-      <w:proofErr w:type="spellStart"/>
-      <w:r>
-        <w:t>Towards</w:t>
-      </w:r>
-      <w:proofErr w:type="spellEnd"/>
-      <w:r>
-        <w:t xml:space="preserve"> a </w:t>
-      </w:r>
-      <w:proofErr w:type="spellStart"/>
-      <w:r>
-        <w:t>definition</w:t>
-      </w:r>
-      <w:proofErr w:type="spellEnd"/>
-      <w:r>
-        <w:t xml:space="preserve"> </w:t>
-      </w:r>
-      <w:proofErr w:type="spellStart"/>
-      <w:r>
-        <w:t>of</w:t>
-      </w:r>
-      <w:proofErr w:type="spellEnd"/>
-      <w:r>
-        <w:t xml:space="preserve"> </w:t>
-      </w:r>
-      <w:proofErr w:type="spellStart"/>
-      <w:r>
-        <w:t>specialty</w:t>
-      </w:r>
-      <w:proofErr w:type="spellEnd"/>
-      <w:r>
-        <w:t xml:space="preserve"> </w:t>
-      </w:r>
-      <w:proofErr w:type="spellStart"/>
-      <w:r>
-        <w:t>coffee</w:t>
-      </w:r>
-      <w:proofErr w:type="spellEnd"/>
-      <w:r>
-        <w:t xml:space="preserve">: </w:t>
-      </w:r>
-      <w:proofErr w:type="spellStart"/>
-      <w:r>
-        <w:t>Building</w:t>
-      </w:r>
-      <w:proofErr w:type="spellEnd"/>
-      <w:r>
-        <w:t xml:space="preserve"> </w:t>
-      </w:r>
-      <w:proofErr w:type="spellStart"/>
-      <w:r>
-        <w:t>an</w:t>
-      </w:r>
-      <w:proofErr w:type="spellEnd"/>
-      <w:r>
-        <w:t xml:space="preserve"> </w:t>
-      </w:r>
-      <w:proofErr w:type="spellStart"/>
-      <w:r>
-        <w:t>understanding</w:t>
-      </w:r>
-      <w:proofErr w:type="spellEnd"/>
-      <w:r>
-        <w:t xml:space="preserve"> </w:t>
-      </w:r>
-      <w:proofErr w:type="spellStart"/>
-      <w:r>
-        <w:t>based</w:t>
-      </w:r>
-      <w:proofErr w:type="spellEnd"/>
-      <w:r>
-        <w:t xml:space="preserve"> </w:t>
-      </w:r>
-      <w:proofErr w:type="spellStart"/>
-      <w:r>
-        <w:t>on</w:t>
-      </w:r>
-      <w:proofErr w:type="spellEnd"/>
-      <w:r>
-        <w:t xml:space="preserve"> </w:t>
-      </w:r>
-      <w:proofErr w:type="spellStart"/>
-      <w:r>
-        <w:t>attributes</w:t>
-      </w:r>
-      <w:proofErr w:type="spellEnd"/>
-      <w:r>
-        <w:t xml:space="preserve">. </w:t>
-      </w:r>
-      <w:hyperlink r:id="rId5" w:history="1">
-        <w:r>
-          <w:rPr>
-            <w:rStyle w:val="Hipervnculo"/>
-          </w:rPr>
-          <w:t>https://sca.coffee/what-is-specialty-coffee</w:t>
-        </w:r>
-      </w:hyperlink>
-    </w:p>
-    <w:p/>
-    <w:p>
-      <w:r>
-        <w:lastRenderedPageBreak/>
-        <w:t xml:space="preserve">Instituto Distrital de Turismo, Secretaría Distrital de Desarrollo Económico, Fondo Cultural Cafetero, &amp; Comité Departamental de Cafeteros de Cundinamarca. (2025, 9 de diciembre). Bogotá lanza “Conexión Bogotá: Experiencias de Café”. </w:t>
-      </w:r>
-      <w:hyperlink r:id="rId6" w:history="1">
-        <w:r>
-          <w:rPr>
-            <w:rStyle w:val="Hipervnculo"/>
-          </w:rPr>
-          <w:t>https://bogota.gov.co/mi-ciudad/desarrollo-economico/bogota-lanza-conexion-bogota-experiencias-de-cafe-en-turismo</w:t>
-        </w:r>
-      </w:hyperlink>
-    </w:p>
-    <w:p/>
-    <w:p>
-      <w:r>
-        <w:t xml:space="preserve">Secretaría Distrital de Desarrollo Económico. (2026, 21 de agosto). Bogotá busca productores de cafés de especialidad para conectarlos con nuevos compradores y mercados. </w:t>
-      </w:r>
-      <w:hyperlink r:id="rId7" w:history="1">
-        <w:r>
-          <w:rPr>
-            <w:rStyle w:val="Hipervnculo"/>
-          </w:rPr>
-          <w:t>https://bogota.gov.co/mi-ciudad/desarrollo-economico/bogota-busca-productores-de-cafes-para-conectarlos-con-mercados-2026</w:t>
-        </w:r>
-      </w:hyperlink>
-    </w:p>
-    <w:p/>
+      <w:r>
+        <w:rPr>
+          <w:i/>
+        </w:rPr>
+        <w:t>Experiential marketing: How to get customers to sense, feel, think, act, and relate to your company and brands</w:t>
+      </w:r>
+      <w:r>
+        <w:rPr>
+          <w:i w:val="0"/>
+        </w:rPr>
+        <w:t>. The Free Press.</w:t>
+      </w:r>
+    </w:p>
+    <w:p>
+      <w:pPr>
+        <w:spacing w:after="100"/>
+        <w:ind w:left="720" w:hanging="720"/>
+      </w:pPr>
+      <w:r>
+        <w:rPr>
+          <w:i w:val="0"/>
+        </w:rPr>
+        <w:t xml:space="preserve">Secretaría Distrital de Desarrollo Económico. (2026, 21 de agosto). </w:t>
+      </w:r>
+      <w:r>
+        <w:rPr>
+          <w:i/>
+        </w:rPr>
+        <w:t>Bogotá busca productores de cafés de especialidad para conectarlos con nuevos compradores y mercados</w:t>
+      </w:r>
+      <w:r>
+        <w:rPr>
+          <w:i w:val="0"/>
+        </w:rPr>
+        <w:t>. https://bogota.gov.co/mi-ciudad/desarrollo-economico/bogota-busca-productores-de-cafes-para-conectarlos-con-mercados-2026</w:t>
+      </w:r>
+    </w:p>
+    <w:p>
+      <w:pPr>
+        <w:spacing w:after="100"/>
+        <w:ind w:left="720" w:hanging="720"/>
+      </w:pPr>
+      <w:r>
+        <w:rPr>
+          <w:i w:val="0"/>
+        </w:rPr>
+        <w:t xml:space="preserve">Specialty Coffee Association. (2021). </w:t>
+      </w:r>
+      <w:r>
+        <w:rPr>
+          <w:i/>
+        </w:rPr>
+        <w:t>Towards a definition of specialty coffee: Building an understanding based on attributes</w:t>
+      </w:r>
+      <w:r>
+        <w:rPr>
+          <w:i w:val="0"/>
+        </w:rPr>
+        <w:t>. https://sca.coffee/attributes-whitepaper</w:t>
+      </w:r>
+    </w:p>
     <w:sectPr>
       <w:pgSz w:w="12240" w:h="15840"/>
       <w:pgMar w:top="1440" w:right="1440" w:bottom="1440" w:left="1440" w:header="708" w:footer="708" w:gutter="0"/>

--- a/Documentacion/Marco Teorico.docx
+++ b/Documentacion/Marco Teorico.docx
@@ -162,19 +162,22 @@
         <w:jc w:val="both"/>
       </w:pPr>
       <w:r>
+        <w:rPr>
+          <w:noProof/>
+        </w:rPr>
         <w:drawing>
-          <wp:anchor distT="0" distB="0" distL="114300" distR="114300" simplePos="0" relativeHeight="251658240" behindDoc="0" locked="0" layoutInCell="1" allowOverlap="1" wp14:anchorId="207137D0" wp14:editId="3CA693A8">
+          <wp:anchor distT="0" distB="0" distL="114300" distR="114300" simplePos="0" relativeHeight="251658240" behindDoc="0" locked="0" layoutInCell="1" allowOverlap="1" wp14:anchorId="1C77BD3C" wp14:editId="630B21D9">
             <wp:simplePos x="0" y="0"/>
             <wp:positionH relativeFrom="column">
-              <wp:posOffset>-142875</wp:posOffset>
+              <wp:posOffset>-95250</wp:posOffset>
             </wp:positionH>
             <wp:positionV relativeFrom="paragraph">
-              <wp:posOffset>1437640</wp:posOffset>
+              <wp:posOffset>1390015</wp:posOffset>
             </wp:positionV>
-            <wp:extent cx="5943600" cy="3232785"/>
-            <wp:effectExtent l="0" t="0" r="0" b="5715"/>
+            <wp:extent cx="5943600" cy="3337560"/>
+            <wp:effectExtent l="0" t="0" r="0" b="0"/>
             <wp:wrapSquare wrapText="bothSides"/>
-            <wp:docPr id="1" name="Imagen 1"/>
+            <wp:docPr id="2" name="Imagen 2"/>
             <wp:cNvGraphicFramePr>
               <a:graphicFrameLocks xmlns:a="http://schemas.openxmlformats.org/drawingml/2006/main" noChangeAspect="1"/>
             </wp:cNvGraphicFramePr>
@@ -182,8 +185,10 @@
               <a:graphicData uri="http://schemas.openxmlformats.org/drawingml/2006/picture">
                 <pic:pic xmlns:pic="http://schemas.openxmlformats.org/drawingml/2006/picture">
                   <pic:nvPicPr>
-                    <pic:cNvPr id="1" name=""/>
-                    <pic:cNvPicPr/>
+                    <pic:cNvPr id="0" name="Picture 1"/>
+                    <pic:cNvPicPr>
+                      <a:picLocks noChangeAspect="1" noChangeArrowheads="1"/>
+                    </pic:cNvPicPr>
                   </pic:nvPicPr>
                   <pic:blipFill>
                     <a:blip r:embed="rId5">
@@ -193,18 +198,23 @@
                         </a:ext>
                       </a:extLst>
                     </a:blip>
+                    <a:srcRect/>
                     <a:stretch>
                       <a:fillRect/>
                     </a:stretch>
                   </pic:blipFill>
-                  <pic:spPr>
+                  <pic:spPr bwMode="auto">
                     <a:xfrm>
                       <a:off x="0" y="0"/>
-                      <a:ext cx="5943600" cy="3232785"/>
+                      <a:ext cx="5943600" cy="3337560"/>
                     </a:xfrm>
                     <a:prstGeom prst="rect">
                       <a:avLst/>
                     </a:prstGeom>
+                    <a:noFill/>
+                    <a:ln>
+                      <a:noFill/>
+                    </a:ln>
                   </pic:spPr>
                 </pic:pic>
               </a:graphicData>
@@ -522,7 +532,15 @@
           <w:i/>
           <w:iCs/>
         </w:rPr>
-        <w:t>Bogotá lanza “Conexión Bogotá: Experiencias de Café”</w:t>
+        <w:t xml:space="preserve">Bogotá lanza </w:t>
+      </w:r>
+      <w:r>
+        <w:rPr>
+          <w:i/>
+          <w:iCs/>
+        </w:rPr>
+        <w:lastRenderedPageBreak/>
+        <w:t>“Conexión Bogotá: Experiencias de Café”</w:t>
       </w:r>
       <w:r>
         <w:t>. https://bogota.gov.co/mi-ciudad/desarrollo-economico/bogota-lanza-conexion-bogota-experiencias-de-cafe-en-turismo</w:t>
@@ -534,7 +552,6 @@
         <w:ind w:left="720" w:hanging="720"/>
       </w:pPr>
       <w:r>
-        <w:lastRenderedPageBreak/>
         <w:t xml:space="preserve">Kim, B., &amp; Kim, D. (2019). A longitudinal </w:t>
       </w:r>
       <w:proofErr w:type="spellStart"/>
